--- a/YieldCurve_Shiny/Carry_Roll_UI_Comparison_Plan.docx
+++ b/YieldCurve_Shiny/Carry_Roll_UI_Comparison_Plan.docx
@@ -47,14 +47,6 @@
         <w:gridCol w:w="14256"/>
       </w:tblGrid>
       <w:tr>
-        <w:tblPrEx>
-          <w:tblCellMar>
-            <w:top w:w="0" w:type="dxa"/>
-            <w:left w:w="108" w:type="dxa"/>
-            <w:bottom w:w="0" w:type="dxa"/>
-            <w:right w:w="108" w:type="dxa"/>
-          </w:tblCellMar>
-        </w:tblPrEx>
         <w:trPr>
           <w:jc w:val="center"/>
         </w:trPr>
@@ -3264,8 +3256,6 @@
               </w:rPr>
               <w:t>。</w:t>
             </w:r>
-            <w:bookmarkStart w:id="0" w:name="_GoBack"/>
-            <w:bookmarkEnd w:id="0"/>
           </w:p>
         </w:tc>
       </w:tr>
@@ -3511,7 +3501,29 @@
           <w:p>
             <w:pPr>
               <w:spacing w:after="0" w:line="240" w:lineRule="auto"/>
+              <w:rPr>
+                <w:rFonts w:hint="default" w:eastAsia="微软雅黑"/>
+                <w:sz w:val="13"/>
+                <w:szCs w:val="18"/>
+                <w:lang w:val="en-US" w:eastAsia="zh-CN"/>
+              </w:rPr>
             </w:pPr>
+            <w:r>
+              <w:rPr>
+                <w:rFonts w:hint="eastAsia"/>
+                <w:lang w:val="en-US" w:eastAsia="zh-CN"/>
+              </w:rPr>
+              <w:t>可以，</w:t>
+            </w:r>
+            <w:r>
+              <w:rPr>
+                <w:rFonts w:hint="eastAsia"/>
+                <w:sz w:val="13"/>
+                <w:szCs w:val="18"/>
+                <w:lang w:val="en-US" w:eastAsia="zh-CN"/>
+              </w:rPr>
+              <w:t>然后按着目标UI图示修改。分为1m，3m，6M，1Y</w:t>
+            </w:r>
           </w:p>
         </w:tc>
       </w:tr>
@@ -3757,7 +3769,22 @@
           <w:p>
             <w:pPr>
               <w:spacing w:after="0" w:line="240" w:lineRule="auto"/>
+              <w:rPr>
+                <w:rFonts w:hint="default" w:eastAsia="微软雅黑"/>
+                <w:sz w:val="13"/>
+                <w:szCs w:val="18"/>
+                <w:lang w:val="en-US" w:eastAsia="zh-CN"/>
+              </w:rPr>
             </w:pPr>
+            <w:r>
+              <w:rPr>
+                <w:rFonts w:hint="eastAsia"/>
+                <w:sz w:val="13"/>
+                <w:szCs w:val="18"/>
+                <w:lang w:val="en-US" w:eastAsia="zh-CN"/>
+              </w:rPr>
+              <w:t>这个部分完全作为curve trade的部分展示。在sidebar计算curve trade的时候显示结果，不显示计算界面。然后那个portfolio carry roll的图显示每个leg的carry和roll还有total的柱状图，横坐标是每个leg还有最后的total整体的carry和roll 还有total。其他的图可以根据现在目标ui展示。</w:t>
+            </w:r>
           </w:p>
         </w:tc>
       </w:tr>
@@ -4003,7 +4030,18 @@
           <w:p>
             <w:pPr>
               <w:spacing w:after="0" w:line="240" w:lineRule="auto"/>
+              <w:rPr>
+                <w:rFonts w:hint="eastAsia" w:eastAsia="微软雅黑"/>
+                <w:lang w:val="en-US" w:eastAsia="zh-CN"/>
+              </w:rPr>
             </w:pPr>
+            <w:r>
+              <w:rPr>
+                <w:rFonts w:hint="eastAsia"/>
+                <w:lang w:val="en-US" w:eastAsia="zh-CN"/>
+              </w:rPr>
+              <w:t>可以</w:t>
+            </w:r>
           </w:p>
         </w:tc>
       </w:tr>
@@ -4249,7 +4287,18 @@
           <w:p>
             <w:pPr>
               <w:spacing w:after="0" w:line="240" w:lineRule="auto"/>
+              <w:rPr>
+                <w:rFonts w:hint="eastAsia" w:eastAsia="微软雅黑"/>
+                <w:lang w:val="en-US" w:eastAsia="zh-CN"/>
+              </w:rPr>
             </w:pPr>
+            <w:r>
+              <w:rPr>
+                <w:rFonts w:hint="eastAsia"/>
+                <w:lang w:val="en-US" w:eastAsia="zh-CN"/>
+              </w:rPr>
+              <w:t>可以</w:t>
+            </w:r>
           </w:p>
         </w:tc>
       </w:tr>
@@ -4495,7 +4544,20 @@
           <w:p>
             <w:pPr>
               <w:spacing w:after="0" w:line="240" w:lineRule="auto"/>
+              <w:rPr>
+                <w:rFonts w:hint="eastAsia" w:eastAsia="微软雅黑"/>
+                <w:lang w:val="en-US" w:eastAsia="zh-CN"/>
+              </w:rPr>
             </w:pPr>
+            <w:r>
+              <w:rPr>
+                <w:rFonts w:hint="eastAsia"/>
+                <w:lang w:val="en-US" w:eastAsia="zh-CN"/>
+              </w:rPr>
+              <w:t>可以</w:t>
+            </w:r>
+            <w:bookmarkStart w:id="0" w:name="_GoBack"/>
+            <w:bookmarkEnd w:id="0"/>
           </w:p>
         </w:tc>
       </w:tr>
@@ -4535,6 +4597,14 @@
         <w:gridCol w:w="4752"/>
       </w:tblGrid>
       <w:tr>
+        <w:tblPrEx>
+          <w:tblCellMar>
+            <w:top w:w="0" w:type="dxa"/>
+            <w:left w:w="108" w:type="dxa"/>
+            <w:bottom w:w="0" w:type="dxa"/>
+            <w:right w:w="108" w:type="dxa"/>
+          </w:tblCellMar>
+        </w:tblPrEx>
         <w:trPr>
           <w:jc w:val="center"/>
         </w:trPr>
@@ -5391,17 +5461,17 @@
     <w:lsdException w:uiPriority="99" w:name="toa heading"/>
     <w:lsdException w:uiPriority="99" w:semiHidden="0" w:name="List"/>
     <w:lsdException w:uiPriority="99" w:semiHidden="0" w:name="List Bullet"/>
-    <w:lsdException w:uiPriority="99" w:semiHidden="0" w:name="List Number"/>
-    <w:lsdException w:uiPriority="99" w:semiHidden="0" w:name="List 2"/>
-    <w:lsdException w:uiPriority="99" w:semiHidden="0" w:name="List 3"/>
+    <w:lsdException w:qFormat="1" w:uiPriority="99" w:semiHidden="0" w:name="List Number"/>
+    <w:lsdException w:qFormat="1" w:uiPriority="99" w:semiHidden="0" w:name="List 2"/>
+    <w:lsdException w:qFormat="1" w:uiPriority="99" w:semiHidden="0" w:name="List 3"/>
     <w:lsdException w:uiPriority="99" w:name="List 4"/>
     <w:lsdException w:uiPriority="99" w:name="List 5"/>
     <w:lsdException w:uiPriority="99" w:semiHidden="0" w:name="List Bullet 2"/>
-    <w:lsdException w:uiPriority="99" w:semiHidden="0" w:name="List Bullet 3"/>
+    <w:lsdException w:qFormat="1" w:uiPriority="99" w:semiHidden="0" w:name="List Bullet 3"/>
     <w:lsdException w:uiPriority="99" w:name="List Bullet 4"/>
     <w:lsdException w:uiPriority="99" w:name="List Bullet 5"/>
-    <w:lsdException w:uiPriority="99" w:semiHidden="0" w:name="List Number 2"/>
-    <w:lsdException w:uiPriority="99" w:semiHidden="0" w:name="List Number 3"/>
+    <w:lsdException w:qFormat="1" w:uiPriority="99" w:semiHidden="0" w:name="List Number 2"/>
+    <w:lsdException w:qFormat="1" w:uiPriority="99" w:semiHidden="0" w:name="List Number 3"/>
     <w:lsdException w:uiPriority="99" w:name="List Number 4"/>
     <w:lsdException w:uiPriority="99" w:name="List Number 5"/>
     <w:lsdException w:qFormat="1" w:unhideWhenUsed="0" w:uiPriority="10" w:semiHidden="0" w:name="Title"/>
@@ -5501,15 +5571,15 @@
     <w:lsdException w:unhideWhenUsed="0" w:uiPriority="65" w:semiHidden="0" w:name="Medium List 1"/>
     <w:lsdException w:unhideWhenUsed="0" w:uiPriority="66" w:semiHidden="0" w:name="Medium List 2"/>
     <w:lsdException w:unhideWhenUsed="0" w:uiPriority="67" w:semiHidden="0" w:name="Medium Grid 1"/>
-    <w:lsdException w:unhideWhenUsed="0" w:uiPriority="68" w:semiHidden="0" w:name="Medium Grid 2"/>
+    <w:lsdException w:qFormat="1" w:unhideWhenUsed="0" w:uiPriority="68" w:semiHidden="0" w:name="Medium Grid 2"/>
     <w:lsdException w:qFormat="1" w:unhideWhenUsed="0" w:uiPriority="69" w:semiHidden="0" w:name="Medium Grid 3"/>
-    <w:lsdException w:unhideWhenUsed="0" w:uiPriority="70" w:semiHidden="0" w:name="Dark List"/>
-    <w:lsdException w:unhideWhenUsed="0" w:uiPriority="71" w:semiHidden="0" w:name="Colorful Shading"/>
-    <w:lsdException w:unhideWhenUsed="0" w:uiPriority="72" w:semiHidden="0" w:name="Colorful List"/>
-    <w:lsdException w:unhideWhenUsed="0" w:uiPriority="73" w:semiHidden="0" w:name="Colorful Grid"/>
+    <w:lsdException w:qFormat="1" w:unhideWhenUsed="0" w:uiPriority="70" w:semiHidden="0" w:name="Dark List"/>
+    <w:lsdException w:qFormat="1" w:unhideWhenUsed="0" w:uiPriority="71" w:semiHidden="0" w:name="Colorful Shading"/>
+    <w:lsdException w:qFormat="1" w:unhideWhenUsed="0" w:uiPriority="72" w:semiHidden="0" w:name="Colorful List"/>
+    <w:lsdException w:qFormat="1" w:unhideWhenUsed="0" w:uiPriority="73" w:semiHidden="0" w:name="Colorful Grid"/>
     <w:lsdException w:unhideWhenUsed="0" w:uiPriority="60" w:semiHidden="0" w:name="Light Shading Accent 1"/>
     <w:lsdException w:unhideWhenUsed="0" w:uiPriority="61" w:semiHidden="0" w:name="Light List Accent 1"/>
-    <w:lsdException w:unhideWhenUsed="0" w:uiPriority="62" w:semiHidden="0" w:name="Light Grid Accent 1"/>
+    <w:lsdException w:qFormat="1" w:unhideWhenUsed="0" w:uiPriority="62" w:semiHidden="0" w:name="Light Grid Accent 1"/>
     <w:lsdException w:unhideWhenUsed="0" w:uiPriority="63" w:semiHidden="0" w:name="Medium Shading 1 Accent 1"/>
     <w:lsdException w:unhideWhenUsed="0" w:uiPriority="64" w:semiHidden="0" w:name="Medium Shading 2 Accent 1"/>
     <w:lsdException w:unhideWhenUsed="0" w:uiPriority="65" w:semiHidden="0" w:name="Medium List 1 Accent 1"/>
@@ -5518,12 +5588,12 @@
     <w:lsdException w:qFormat="1" w:unhideWhenUsed="0" w:uiPriority="30" w:semiHidden="0" w:name="Intense Quote"/>
     <w:lsdException w:unhideWhenUsed="0" w:uiPriority="66" w:semiHidden="0" w:name="Medium List 2 Accent 1"/>
     <w:lsdException w:unhideWhenUsed="0" w:uiPriority="67" w:semiHidden="0" w:name="Medium Grid 1 Accent 1"/>
-    <w:lsdException w:unhideWhenUsed="0" w:uiPriority="68" w:semiHidden="0" w:name="Medium Grid 2 Accent 1"/>
-    <w:lsdException w:unhideWhenUsed="0" w:uiPriority="69" w:semiHidden="0" w:name="Medium Grid 3 Accent 1"/>
-    <w:lsdException w:unhideWhenUsed="0" w:uiPriority="70" w:semiHidden="0" w:name="Dark List Accent 1"/>
-    <w:lsdException w:unhideWhenUsed="0" w:uiPriority="71" w:semiHidden="0" w:name="Colorful Shading Accent 1"/>
-    <w:lsdException w:unhideWhenUsed="0" w:uiPriority="72" w:semiHidden="0" w:name="Colorful List Accent 1"/>
-    <w:lsdException w:unhideWhenUsed="0" w:uiPriority="73" w:semiHidden="0" w:name="Colorful Grid Accent 1"/>
+    <w:lsdException w:qFormat="1" w:unhideWhenUsed="0" w:uiPriority="68" w:semiHidden="0" w:name="Medium Grid 2 Accent 1"/>
+    <w:lsdException w:qFormat="1" w:unhideWhenUsed="0" w:uiPriority="69" w:semiHidden="0" w:name="Medium Grid 3 Accent 1"/>
+    <w:lsdException w:qFormat="1" w:unhideWhenUsed="0" w:uiPriority="70" w:semiHidden="0" w:name="Dark List Accent 1"/>
+    <w:lsdException w:qFormat="1" w:unhideWhenUsed="0" w:uiPriority="71" w:semiHidden="0" w:name="Colorful Shading Accent 1"/>
+    <w:lsdException w:qFormat="1" w:unhideWhenUsed="0" w:uiPriority="72" w:semiHidden="0" w:name="Colorful List Accent 1"/>
+    <w:lsdException w:qFormat="1" w:unhideWhenUsed="0" w:uiPriority="73" w:semiHidden="0" w:name="Colorful Grid Accent 1"/>
     <w:lsdException w:unhideWhenUsed="0" w:uiPriority="60" w:semiHidden="0" w:name="Light Shading Accent 2"/>
     <w:lsdException w:unhideWhenUsed="0" w:uiPriority="61" w:semiHidden="0" w:name="Light List Accent 2"/>
     <w:lsdException w:unhideWhenUsed="0" w:uiPriority="62" w:semiHidden="0" w:name="Light Grid Accent 2"/>
@@ -5532,11 +5602,11 @@
     <w:lsdException w:unhideWhenUsed="0" w:uiPriority="65" w:semiHidden="0" w:name="Medium List 1 Accent 2"/>
     <w:lsdException w:unhideWhenUsed="0" w:uiPriority="66" w:semiHidden="0" w:name="Medium List 2 Accent 2"/>
     <w:lsdException w:unhideWhenUsed="0" w:uiPriority="67" w:semiHidden="0" w:name="Medium Grid 1 Accent 2"/>
-    <w:lsdException w:unhideWhenUsed="0" w:uiPriority="68" w:semiHidden="0" w:name="Medium Grid 2 Accent 2"/>
-    <w:lsdException w:unhideWhenUsed="0" w:uiPriority="69" w:semiHidden="0" w:name="Medium Grid 3 Accent 2"/>
-    <w:lsdException w:unhideWhenUsed="0" w:uiPriority="70" w:semiHidden="0" w:name="Dark List Accent 2"/>
-    <w:lsdException w:unhideWhenUsed="0" w:uiPriority="71" w:semiHidden="0" w:name="Colorful Shading Accent 2"/>
-    <w:lsdException w:unhideWhenUsed="0" w:uiPriority="72" w:semiHidden="0" w:name="Colorful List Accent 2"/>
+    <w:lsdException w:qFormat="1" w:unhideWhenUsed="0" w:uiPriority="68" w:semiHidden="0" w:name="Medium Grid 2 Accent 2"/>
+    <w:lsdException w:qFormat="1" w:unhideWhenUsed="0" w:uiPriority="69" w:semiHidden="0" w:name="Medium Grid 3 Accent 2"/>
+    <w:lsdException w:qFormat="1" w:unhideWhenUsed="0" w:uiPriority="70" w:semiHidden="0" w:name="Dark List Accent 2"/>
+    <w:lsdException w:qFormat="1" w:unhideWhenUsed="0" w:uiPriority="71" w:semiHidden="0" w:name="Colorful Shading Accent 2"/>
+    <w:lsdException w:qFormat="1" w:unhideWhenUsed="0" w:uiPriority="72" w:semiHidden="0" w:name="Colorful List Accent 2"/>
     <w:lsdException w:unhideWhenUsed="0" w:uiPriority="73" w:semiHidden="0" w:name="Colorful Grid Accent 2"/>
     <w:lsdException w:unhideWhenUsed="0" w:uiPriority="60" w:semiHidden="0" w:name="Light Shading Accent 3"/>
     <w:lsdException w:unhideWhenUsed="0" w:uiPriority="61" w:semiHidden="0" w:name="Light List Accent 3"/>
@@ -5546,11 +5616,11 @@
     <w:lsdException w:unhideWhenUsed="0" w:uiPriority="65" w:semiHidden="0" w:name="Medium List 1 Accent 3"/>
     <w:lsdException w:unhideWhenUsed="0" w:uiPriority="66" w:semiHidden="0" w:name="Medium List 2 Accent 3"/>
     <w:lsdException w:unhideWhenUsed="0" w:uiPriority="67" w:semiHidden="0" w:name="Medium Grid 1 Accent 3"/>
-    <w:lsdException w:unhideWhenUsed="0" w:uiPriority="68" w:semiHidden="0" w:name="Medium Grid 2 Accent 3"/>
-    <w:lsdException w:unhideWhenUsed="0" w:uiPriority="69" w:semiHidden="0" w:name="Medium Grid 3 Accent 3"/>
-    <w:lsdException w:unhideWhenUsed="0" w:uiPriority="70" w:semiHidden="0" w:name="Dark List Accent 3"/>
-    <w:lsdException w:unhideWhenUsed="0" w:uiPriority="71" w:semiHidden="0" w:name="Colorful Shading Accent 3"/>
-    <w:lsdException w:unhideWhenUsed="0" w:uiPriority="72" w:semiHidden="0" w:name="Colorful List Accent 3"/>
+    <w:lsdException w:qFormat="1" w:unhideWhenUsed="0" w:uiPriority="68" w:semiHidden="0" w:name="Medium Grid 2 Accent 3"/>
+    <w:lsdException w:qFormat="1" w:unhideWhenUsed="0" w:uiPriority="69" w:semiHidden="0" w:name="Medium Grid 3 Accent 3"/>
+    <w:lsdException w:qFormat="1" w:unhideWhenUsed="0" w:uiPriority="70" w:semiHidden="0" w:name="Dark List Accent 3"/>
+    <w:lsdException w:qFormat="1" w:unhideWhenUsed="0" w:uiPriority="71" w:semiHidden="0" w:name="Colorful Shading Accent 3"/>
+    <w:lsdException w:qFormat="1" w:unhideWhenUsed="0" w:uiPriority="72" w:semiHidden="0" w:name="Colorful List Accent 3"/>
     <w:lsdException w:unhideWhenUsed="0" w:uiPriority="73" w:semiHidden="0" w:name="Colorful Grid Accent 3"/>
     <w:lsdException w:unhideWhenUsed="0" w:uiPriority="60" w:semiHidden="0" w:name="Light Shading Accent 4"/>
     <w:lsdException w:unhideWhenUsed="0" w:uiPriority="61" w:semiHidden="0" w:name="Light List Accent 4"/>
@@ -5560,12 +5630,12 @@
     <w:lsdException w:unhideWhenUsed="0" w:uiPriority="65" w:semiHidden="0" w:name="Medium List 1 Accent 4"/>
     <w:lsdException w:unhideWhenUsed="0" w:uiPriority="66" w:semiHidden="0" w:name="Medium List 2 Accent 4"/>
     <w:lsdException w:unhideWhenUsed="0" w:uiPriority="67" w:semiHidden="0" w:name="Medium Grid 1 Accent 4"/>
-    <w:lsdException w:unhideWhenUsed="0" w:uiPriority="68" w:semiHidden="0" w:name="Medium Grid 2 Accent 4"/>
-    <w:lsdException w:unhideWhenUsed="0" w:uiPriority="69" w:semiHidden="0" w:name="Medium Grid 3 Accent 4"/>
-    <w:lsdException w:unhideWhenUsed="0" w:uiPriority="70" w:semiHidden="0" w:name="Dark List Accent 4"/>
-    <w:lsdException w:unhideWhenUsed="0" w:uiPriority="71" w:semiHidden="0" w:name="Colorful Shading Accent 4"/>
-    <w:lsdException w:unhideWhenUsed="0" w:uiPriority="72" w:semiHidden="0" w:name="Colorful List Accent 4"/>
-    <w:lsdException w:unhideWhenUsed="0" w:uiPriority="73" w:semiHidden="0" w:name="Colorful Grid Accent 4"/>
+    <w:lsdException w:qFormat="1" w:unhideWhenUsed="0" w:uiPriority="68" w:semiHidden="0" w:name="Medium Grid 2 Accent 4"/>
+    <w:lsdException w:qFormat="1" w:unhideWhenUsed="0" w:uiPriority="69" w:semiHidden="0" w:name="Medium Grid 3 Accent 4"/>
+    <w:lsdException w:qFormat="1" w:unhideWhenUsed="0" w:uiPriority="70" w:semiHidden="0" w:name="Dark List Accent 4"/>
+    <w:lsdException w:qFormat="1" w:unhideWhenUsed="0" w:uiPriority="71" w:semiHidden="0" w:name="Colorful Shading Accent 4"/>
+    <w:lsdException w:qFormat="1" w:unhideWhenUsed="0" w:uiPriority="72" w:semiHidden="0" w:name="Colorful List Accent 4"/>
+    <w:lsdException w:qFormat="1" w:unhideWhenUsed="0" w:uiPriority="73" w:semiHidden="0" w:name="Colorful Grid Accent 4"/>
     <w:lsdException w:unhideWhenUsed="0" w:uiPriority="60" w:semiHidden="0" w:name="Light Shading Accent 5"/>
     <w:lsdException w:unhideWhenUsed="0" w:uiPriority="61" w:semiHidden="0" w:name="Light List Accent 5"/>
     <w:lsdException w:unhideWhenUsed="0" w:uiPriority="62" w:semiHidden="0" w:name="Light Grid Accent 5"/>
@@ -5573,26 +5643,26 @@
     <w:lsdException w:unhideWhenUsed="0" w:uiPriority="64" w:semiHidden="0" w:name="Medium Shading 2 Accent 5"/>
     <w:lsdException w:unhideWhenUsed="0" w:uiPriority="65" w:semiHidden="0" w:name="Medium List 1 Accent 5"/>
     <w:lsdException w:unhideWhenUsed="0" w:uiPriority="66" w:semiHidden="0" w:name="Medium List 2 Accent 5"/>
-    <w:lsdException w:unhideWhenUsed="0" w:uiPriority="67" w:semiHidden="0" w:name="Medium Grid 1 Accent 5"/>
-    <w:lsdException w:unhideWhenUsed="0" w:uiPriority="68" w:semiHidden="0" w:name="Medium Grid 2 Accent 5"/>
-    <w:lsdException w:unhideWhenUsed="0" w:uiPriority="69" w:semiHidden="0" w:name="Medium Grid 3 Accent 5"/>
-    <w:lsdException w:unhideWhenUsed="0" w:uiPriority="70" w:semiHidden="0" w:name="Dark List Accent 5"/>
-    <w:lsdException w:unhideWhenUsed="0" w:uiPriority="71" w:semiHidden="0" w:name="Colorful Shading Accent 5"/>
-    <w:lsdException w:unhideWhenUsed="0" w:uiPriority="72" w:semiHidden="0" w:name="Colorful List Accent 5"/>
-    <w:lsdException w:unhideWhenUsed="0" w:uiPriority="73" w:semiHidden="0" w:name="Colorful Grid Accent 5"/>
+    <w:lsdException w:qFormat="1" w:unhideWhenUsed="0" w:uiPriority="67" w:semiHidden="0" w:name="Medium Grid 1 Accent 5"/>
+    <w:lsdException w:qFormat="1" w:unhideWhenUsed="0" w:uiPriority="68" w:semiHidden="0" w:name="Medium Grid 2 Accent 5"/>
+    <w:lsdException w:qFormat="1" w:unhideWhenUsed="0" w:uiPriority="69" w:semiHidden="0" w:name="Medium Grid 3 Accent 5"/>
+    <w:lsdException w:qFormat="1" w:unhideWhenUsed="0" w:uiPriority="70" w:semiHidden="0" w:name="Dark List Accent 5"/>
+    <w:lsdException w:qFormat="1" w:unhideWhenUsed="0" w:uiPriority="71" w:semiHidden="0" w:name="Colorful Shading Accent 5"/>
+    <w:lsdException w:qFormat="1" w:unhideWhenUsed="0" w:uiPriority="72" w:semiHidden="0" w:name="Colorful List Accent 5"/>
+    <w:lsdException w:qFormat="1" w:unhideWhenUsed="0" w:uiPriority="73" w:semiHidden="0" w:name="Colorful Grid Accent 5"/>
     <w:lsdException w:unhideWhenUsed="0" w:uiPriority="60" w:semiHidden="0" w:name="Light Shading Accent 6"/>
     <w:lsdException w:unhideWhenUsed="0" w:uiPriority="61" w:semiHidden="0" w:name="Light List Accent 6"/>
-    <w:lsdException w:unhideWhenUsed="0" w:uiPriority="62" w:semiHidden="0" w:name="Light Grid Accent 6"/>
+    <w:lsdException w:qFormat="1" w:unhideWhenUsed="0" w:uiPriority="62" w:semiHidden="0" w:name="Light Grid Accent 6"/>
     <w:lsdException w:unhideWhenUsed="0" w:uiPriority="63" w:semiHidden="0" w:name="Medium Shading 1 Accent 6"/>
     <w:lsdException w:unhideWhenUsed="0" w:uiPriority="64" w:semiHidden="0" w:name="Medium Shading 2 Accent 6"/>
     <w:lsdException w:unhideWhenUsed="0" w:uiPriority="65" w:semiHidden="0" w:name="Medium List 1 Accent 6"/>
     <w:lsdException w:unhideWhenUsed="0" w:uiPriority="66" w:semiHidden="0" w:name="Medium List 2 Accent 6"/>
-    <w:lsdException w:unhideWhenUsed="0" w:uiPriority="67" w:semiHidden="0" w:name="Medium Grid 1 Accent 6"/>
-    <w:lsdException w:unhideWhenUsed="0" w:uiPriority="68" w:semiHidden="0" w:name="Medium Grid 2 Accent 6"/>
-    <w:lsdException w:unhideWhenUsed="0" w:uiPriority="69" w:semiHidden="0" w:name="Medium Grid 3 Accent 6"/>
-    <w:lsdException w:unhideWhenUsed="0" w:uiPriority="70" w:semiHidden="0" w:name="Dark List Accent 6"/>
-    <w:lsdException w:unhideWhenUsed="0" w:uiPriority="71" w:semiHidden="0" w:name="Colorful Shading Accent 6"/>
-    <w:lsdException w:unhideWhenUsed="0" w:uiPriority="72" w:semiHidden="0" w:name="Colorful List Accent 6"/>
+    <w:lsdException w:qFormat="1" w:unhideWhenUsed="0" w:uiPriority="67" w:semiHidden="0" w:name="Medium Grid 1 Accent 6"/>
+    <w:lsdException w:qFormat="1" w:unhideWhenUsed="0" w:uiPriority="68" w:semiHidden="0" w:name="Medium Grid 2 Accent 6"/>
+    <w:lsdException w:qFormat="1" w:unhideWhenUsed="0" w:uiPriority="69" w:semiHidden="0" w:name="Medium Grid 3 Accent 6"/>
+    <w:lsdException w:qFormat="1" w:unhideWhenUsed="0" w:uiPriority="70" w:semiHidden="0" w:name="Dark List Accent 6"/>
+    <w:lsdException w:qFormat="1" w:unhideWhenUsed="0" w:uiPriority="71" w:semiHidden="0" w:name="Colorful Shading Accent 6"/>
+    <w:lsdException w:qFormat="1" w:unhideWhenUsed="0" w:uiPriority="72" w:semiHidden="0" w:name="Colorful List Accent 6"/>
     <w:lsdException w:unhideWhenUsed="0" w:uiPriority="73" w:semiHidden="0" w:name="Colorful Grid Accent 6"/>
   </w:latentStyles>
   <w:style w:type="paragraph" w:default="1" w:styleId="1">
@@ -5893,6 +5963,7 @@
     <w:name w:val="List 3"/>
     <w:basedOn w:val="1"/>
     <w:unhideWhenUsed/>
+    <w:qFormat/>
     <w:uiPriority w:val="99"/>
     <w:pPr>
       <w:ind w:left="1080" w:hanging="360"/>
@@ -5903,6 +5974,7 @@
     <w:name w:val="List Number 2"/>
     <w:basedOn w:val="1"/>
     <w:unhideWhenUsed/>
+    <w:qFormat/>
     <w:uiPriority w:val="99"/>
     <w:pPr>
       <w:numPr>
@@ -5916,6 +5988,7 @@
     <w:name w:val="List Number"/>
     <w:basedOn w:val="1"/>
     <w:unhideWhenUsed/>
+    <w:qFormat/>
     <w:uiPriority w:val="99"/>
     <w:pPr>
       <w:numPr>
@@ -5980,6 +6053,7 @@
     <w:name w:val="List Bullet 3"/>
     <w:basedOn w:val="1"/>
     <w:unhideWhenUsed/>
+    <w:qFormat/>
     <w:uiPriority w:val="99"/>
     <w:pPr>
       <w:numPr>
@@ -6003,6 +6077,7 @@
     <w:name w:val="List Number 3"/>
     <w:basedOn w:val="1"/>
     <w:unhideWhenUsed/>
+    <w:qFormat/>
     <w:uiPriority w:val="99"/>
     <w:pPr>
       <w:numPr>
@@ -6016,6 +6091,7 @@
     <w:name w:val="List 2"/>
     <w:basedOn w:val="1"/>
     <w:unhideWhenUsed/>
+    <w:qFormat/>
     <w:uiPriority w:val="99"/>
     <w:pPr>
       <w:ind w:left="720" w:hanging="360"/>
@@ -7658,6 +7734,7 @@
   <w:style w:type="table" w:styleId="49">
     <w:name w:val="Light Grid Accent 1"/>
     <w:basedOn w:val="32"/>
+    <w:qFormat/>
     <w:uiPriority w:val="62"/>
     <w:pPr>
       <w:spacing w:after="0" w:line="240" w:lineRule="auto"/>
@@ -8288,6 +8365,7 @@
   <w:style w:type="table" w:styleId="54">
     <w:name w:val="Light Grid Accent 6"/>
     <w:basedOn w:val="32"/>
+    <w:qFormat/>
     <w:uiPriority w:val="62"/>
     <w:pPr>
       <w:spacing w:after="0" w:line="240" w:lineRule="auto"/>
@@ -12196,6 +12274,7 @@
   <w:style w:type="table" w:styleId="88">
     <w:name w:val="Medium Grid 1 Accent 5"/>
     <w:basedOn w:val="32"/>
+    <w:qFormat/>
     <w:uiPriority w:val="67"/>
     <w:pPr>
       <w:spacing w:after="0" w:line="240" w:lineRule="auto"/>
@@ -12265,6 +12344,7 @@
   <w:style w:type="table" w:styleId="89">
     <w:name w:val="Medium Grid 1 Accent 6"/>
     <w:basedOn w:val="32"/>
+    <w:qFormat/>
     <w:uiPriority w:val="67"/>
     <w:pPr>
       <w:spacing w:after="0" w:line="240" w:lineRule="auto"/>
@@ -12334,6 +12414,7 @@
   <w:style w:type="table" w:styleId="90">
     <w:name w:val="Medium Grid 2"/>
     <w:basedOn w:val="32"/>
+    <w:qFormat/>
     <w:uiPriority w:val="68"/>
     <w:pPr>
       <w:spacing w:after="0" w:line="240" w:lineRule="auto"/>
@@ -12480,6 +12561,7 @@
   <w:style w:type="table" w:styleId="91">
     <w:name w:val="Medium Grid 2 Accent 1"/>
     <w:basedOn w:val="32"/>
+    <w:qFormat/>
     <w:uiPriority w:val="68"/>
     <w:pPr>
       <w:spacing w:after="0" w:line="240" w:lineRule="auto"/>
@@ -12626,6 +12708,7 @@
   <w:style w:type="table" w:styleId="92">
     <w:name w:val="Medium Grid 2 Accent 2"/>
     <w:basedOn w:val="32"/>
+    <w:qFormat/>
     <w:uiPriority w:val="68"/>
     <w:pPr>
       <w:spacing w:after="0" w:line="240" w:lineRule="auto"/>
@@ -12772,6 +12855,7 @@
   <w:style w:type="table" w:styleId="93">
     <w:name w:val="Medium Grid 2 Accent 3"/>
     <w:basedOn w:val="32"/>
+    <w:qFormat/>
     <w:uiPriority w:val="68"/>
     <w:pPr>
       <w:spacing w:after="0" w:line="240" w:lineRule="auto"/>
@@ -12918,6 +13002,7 @@
   <w:style w:type="table" w:styleId="94">
     <w:name w:val="Medium Grid 2 Accent 4"/>
     <w:basedOn w:val="32"/>
+    <w:qFormat/>
     <w:uiPriority w:val="68"/>
     <w:pPr>
       <w:spacing w:after="0" w:line="240" w:lineRule="auto"/>
@@ -13064,6 +13149,7 @@
   <w:style w:type="table" w:styleId="95">
     <w:name w:val="Medium Grid 2 Accent 5"/>
     <w:basedOn w:val="32"/>
+    <w:qFormat/>
     <w:uiPriority w:val="68"/>
     <w:pPr>
       <w:spacing w:after="0" w:line="240" w:lineRule="auto"/>
@@ -13210,6 +13296,7 @@
   <w:style w:type="table" w:styleId="96">
     <w:name w:val="Medium Grid 2 Accent 6"/>
     <w:basedOn w:val="32"/>
+    <w:qFormat/>
     <w:uiPriority w:val="68"/>
     <w:pPr>
       <w:spacing w:after="0" w:line="240" w:lineRule="auto"/>
@@ -13514,6 +13601,7 @@
   <w:style w:type="table" w:styleId="98">
     <w:name w:val="Medium Grid 3 Accent 1"/>
     <w:basedOn w:val="32"/>
+    <w:qFormat/>
     <w:uiPriority w:val="69"/>
     <w:pPr>
       <w:spacing w:after="0" w:line="240" w:lineRule="auto"/>
@@ -13671,6 +13759,7 @@
   <w:style w:type="table" w:styleId="99">
     <w:name w:val="Medium Grid 3 Accent 2"/>
     <w:basedOn w:val="32"/>
+    <w:qFormat/>
     <w:uiPriority w:val="69"/>
     <w:pPr>
       <w:spacing w:after="0" w:line="240" w:lineRule="auto"/>
@@ -13828,6 +13917,7 @@
   <w:style w:type="table" w:styleId="100">
     <w:name w:val="Medium Grid 3 Accent 3"/>
     <w:basedOn w:val="32"/>
+    <w:qFormat/>
     <w:uiPriority w:val="69"/>
     <w:pPr>
       <w:spacing w:after="0" w:line="240" w:lineRule="auto"/>
@@ -13985,6 +14075,7 @@
   <w:style w:type="table" w:styleId="101">
     <w:name w:val="Medium Grid 3 Accent 4"/>
     <w:basedOn w:val="32"/>
+    <w:qFormat/>
     <w:uiPriority w:val="69"/>
     <w:pPr>
       <w:spacing w:after="0" w:line="240" w:lineRule="auto"/>
@@ -14142,6 +14233,7 @@
   <w:style w:type="table" w:styleId="102">
     <w:name w:val="Medium Grid 3 Accent 5"/>
     <w:basedOn w:val="32"/>
+    <w:qFormat/>
     <w:uiPriority w:val="69"/>
     <w:pPr>
       <w:spacing w:after="0" w:line="240" w:lineRule="auto"/>
@@ -14299,6 +14391,7 @@
   <w:style w:type="table" w:styleId="103">
     <w:name w:val="Medium Grid 3 Accent 6"/>
     <w:basedOn w:val="32"/>
+    <w:qFormat/>
     <w:uiPriority w:val="69"/>
     <w:pPr>
       <w:spacing w:after="0" w:line="240" w:lineRule="auto"/>
@@ -14456,6 +14549,7 @@
   <w:style w:type="table" w:styleId="104">
     <w:name w:val="Dark List"/>
     <w:basedOn w:val="32"/>
+    <w:qFormat/>
     <w:uiPriority w:val="70"/>
     <w:pPr>
       <w:spacing w:after="0" w:line="240" w:lineRule="auto"/>
@@ -14571,6 +14665,7 @@
   <w:style w:type="table" w:styleId="105">
     <w:name w:val="Dark List Accent 1"/>
     <w:basedOn w:val="32"/>
+    <w:qFormat/>
     <w:uiPriority w:val="70"/>
     <w:pPr>
       <w:spacing w:after="0" w:line="240" w:lineRule="auto"/>
@@ -14686,6 +14781,7 @@
   <w:style w:type="table" w:styleId="106">
     <w:name w:val="Dark List Accent 2"/>
     <w:basedOn w:val="32"/>
+    <w:qFormat/>
     <w:uiPriority w:val="70"/>
     <w:pPr>
       <w:spacing w:after="0" w:line="240" w:lineRule="auto"/>
@@ -14801,6 +14897,7 @@
   <w:style w:type="table" w:styleId="107">
     <w:name w:val="Dark List Accent 3"/>
     <w:basedOn w:val="32"/>
+    <w:qFormat/>
     <w:uiPriority w:val="70"/>
     <w:pPr>
       <w:spacing w:after="0" w:line="240" w:lineRule="auto"/>
@@ -14916,6 +15013,7 @@
   <w:style w:type="table" w:styleId="108">
     <w:name w:val="Dark List Accent 4"/>
     <w:basedOn w:val="32"/>
+    <w:qFormat/>
     <w:uiPriority w:val="70"/>
     <w:pPr>
       <w:spacing w:after="0" w:line="240" w:lineRule="auto"/>
@@ -15031,6 +15129,7 @@
   <w:style w:type="table" w:styleId="109">
     <w:name w:val="Dark List Accent 5"/>
     <w:basedOn w:val="32"/>
+    <w:qFormat/>
     <w:uiPriority w:val="70"/>
     <w:pPr>
       <w:spacing w:after="0" w:line="240" w:lineRule="auto"/>
@@ -15146,6 +15245,7 @@
   <w:style w:type="table" w:styleId="110">
     <w:name w:val="Dark List Accent 6"/>
     <w:basedOn w:val="32"/>
+    <w:qFormat/>
     <w:uiPriority w:val="70"/>
     <w:pPr>
       <w:spacing w:after="0" w:line="240" w:lineRule="auto"/>
@@ -15261,6 +15361,7 @@
   <w:style w:type="table" w:styleId="111">
     <w:name w:val="Colorful Shading"/>
     <w:basedOn w:val="32"/>
+    <w:qFormat/>
     <w:uiPriority w:val="71"/>
     <w:pPr>
       <w:spacing w:after="0" w:line="240" w:lineRule="auto"/>
@@ -15409,6 +15510,7 @@
   <w:style w:type="table" w:styleId="112">
     <w:name w:val="Colorful Shading Accent 1"/>
     <w:basedOn w:val="32"/>
+    <w:qFormat/>
     <w:uiPriority w:val="71"/>
     <w:pPr>
       <w:spacing w:after="0" w:line="240" w:lineRule="auto"/>
@@ -15557,6 +15659,7 @@
   <w:style w:type="table" w:styleId="113">
     <w:name w:val="Colorful Shading Accent 2"/>
     <w:basedOn w:val="32"/>
+    <w:qFormat/>
     <w:uiPriority w:val="71"/>
     <w:pPr>
       <w:spacing w:after="0" w:line="240" w:lineRule="auto"/>
@@ -15705,6 +15808,7 @@
   <w:style w:type="table" w:styleId="114">
     <w:name w:val="Colorful Shading Accent 3"/>
     <w:basedOn w:val="32"/>
+    <w:qFormat/>
     <w:uiPriority w:val="71"/>
     <w:pPr>
       <w:spacing w:after="0" w:line="240" w:lineRule="auto"/>
@@ -15833,6 +15937,7 @@
   <w:style w:type="table" w:styleId="115">
     <w:name w:val="Colorful Shading Accent 4"/>
     <w:basedOn w:val="32"/>
+    <w:qFormat/>
     <w:uiPriority w:val="71"/>
     <w:pPr>
       <w:spacing w:after="0" w:line="240" w:lineRule="auto"/>
@@ -15981,6 +16086,7 @@
   <w:style w:type="table" w:styleId="116">
     <w:name w:val="Colorful Shading Accent 5"/>
     <w:basedOn w:val="32"/>
+    <w:qFormat/>
     <w:uiPriority w:val="71"/>
     <w:pPr>
       <w:spacing w:after="0" w:line="240" w:lineRule="auto"/>
@@ -16129,6 +16235,7 @@
   <w:style w:type="table" w:styleId="117">
     <w:name w:val="Colorful Shading Accent 6"/>
     <w:basedOn w:val="32"/>
+    <w:qFormat/>
     <w:uiPriority w:val="71"/>
     <w:pPr>
       <w:spacing w:after="0" w:line="240" w:lineRule="auto"/>
@@ -16277,6 +16384,7 @@
   <w:style w:type="table" w:styleId="118">
     <w:name w:val="Colorful List"/>
     <w:basedOn w:val="32"/>
+    <w:qFormat/>
     <w:uiPriority w:val="72"/>
     <w:pPr>
       <w:spacing w:after="0" w:line="240" w:lineRule="auto"/>
@@ -16369,6 +16477,7 @@
   <w:style w:type="table" w:styleId="119">
     <w:name w:val="Colorful List Accent 1"/>
     <w:basedOn w:val="32"/>
+    <w:qFormat/>
     <w:uiPriority w:val="72"/>
     <w:pPr>
       <w:spacing w:after="0" w:line="240" w:lineRule="auto"/>
@@ -16461,6 +16570,7 @@
   <w:style w:type="table" w:styleId="120">
     <w:name w:val="Colorful List Accent 2"/>
     <w:basedOn w:val="32"/>
+    <w:qFormat/>
     <w:uiPriority w:val="72"/>
     <w:pPr>
       <w:spacing w:after="0" w:line="240" w:lineRule="auto"/>
@@ -16553,6 +16663,7 @@
   <w:style w:type="table" w:styleId="121">
     <w:name w:val="Colorful List Accent 3"/>
     <w:basedOn w:val="32"/>
+    <w:qFormat/>
     <w:uiPriority w:val="72"/>
     <w:pPr>
       <w:spacing w:after="0" w:line="240" w:lineRule="auto"/>
@@ -16645,6 +16756,7 @@
   <w:style w:type="table" w:styleId="122">
     <w:name w:val="Colorful List Accent 4"/>
     <w:basedOn w:val="32"/>
+    <w:qFormat/>
     <w:uiPriority w:val="72"/>
     <w:pPr>
       <w:spacing w:after="0" w:line="240" w:lineRule="auto"/>
@@ -16737,6 +16849,7 @@
   <w:style w:type="table" w:styleId="123">
     <w:name w:val="Colorful List Accent 5"/>
     <w:basedOn w:val="32"/>
+    <w:qFormat/>
     <w:uiPriority w:val="72"/>
     <w:pPr>
       <w:spacing w:after="0" w:line="240" w:lineRule="auto"/>
@@ -16829,6 +16942,7 @@
   <w:style w:type="table" w:styleId="124">
     <w:name w:val="Colorful List Accent 6"/>
     <w:basedOn w:val="32"/>
+    <w:qFormat/>
     <w:uiPriority w:val="72"/>
     <w:pPr>
       <w:spacing w:after="0" w:line="240" w:lineRule="auto"/>
@@ -16921,6 +17035,7 @@
   <w:style w:type="table" w:styleId="125">
     <w:name w:val="Colorful Grid"/>
     <w:basedOn w:val="32"/>
+    <w:qFormat/>
     <w:uiPriority w:val="73"/>
     <w:pPr>
       <w:spacing w:after="0" w:line="240" w:lineRule="auto"/>
@@ -17017,6 +17132,7 @@
   <w:style w:type="table" w:styleId="126">
     <w:name w:val="Colorful Grid Accent 1"/>
     <w:basedOn w:val="32"/>
+    <w:qFormat/>
     <w:uiPriority w:val="73"/>
     <w:pPr>
       <w:spacing w:after="0" w:line="240" w:lineRule="auto"/>
@@ -17305,6 +17421,7 @@
   <w:style w:type="table" w:styleId="129">
     <w:name w:val="Colorful Grid Accent 4"/>
     <w:basedOn w:val="32"/>
+    <w:qFormat/>
     <w:uiPriority w:val="73"/>
     <w:pPr>
       <w:spacing w:after="0" w:line="240" w:lineRule="auto"/>
@@ -17401,6 +17518,7 @@
   <w:style w:type="table" w:styleId="130">
     <w:name w:val="Colorful Grid Accent 5"/>
     <w:basedOn w:val="32"/>
+    <w:qFormat/>
     <w:uiPriority w:val="73"/>
     <w:pPr>
       <w:spacing w:after="0" w:line="240" w:lineRule="auto"/>
@@ -17614,12 +17732,14 @@
     <w:name w:val="Header Char"/>
     <w:basedOn w:val="132"/>
     <w:link w:val="25"/>
+    <w:qFormat/>
     <w:uiPriority w:val="99"/>
   </w:style>
   <w:style w:type="character" w:customStyle="1" w:styleId="136">
     <w:name w:val="Footer Char"/>
     <w:basedOn w:val="132"/>
     <w:link w:val="24"/>
+    <w:qFormat/>
     <w:uiPriority w:val="99"/>
   </w:style>
   <w:style w:type="paragraph" w:styleId="137">
@@ -17640,6 +17760,7 @@
     <w:name w:val="Heading 1 Char"/>
     <w:basedOn w:val="132"/>
     <w:link w:val="3"/>
+    <w:qFormat/>
     <w:uiPriority w:val="9"/>
     <w:rPr>
       <w:rFonts w:asciiTheme="majorHAnsi" w:hAnsiTheme="majorHAnsi" w:eastAsiaTheme="majorEastAsia" w:cstheme="majorBidi"/>
@@ -17673,6 +17794,7 @@
     <w:name w:val="Heading 3 Char"/>
     <w:basedOn w:val="132"/>
     <w:link w:val="5"/>
+    <w:qFormat/>
     <w:uiPriority w:val="9"/>
     <w:rPr>
       <w:rFonts w:asciiTheme="majorHAnsi" w:hAnsiTheme="majorHAnsi" w:eastAsiaTheme="majorEastAsia" w:cstheme="majorBidi"/>
@@ -17690,6 +17812,7 @@
     <w:name w:val="Title Char"/>
     <w:basedOn w:val="132"/>
     <w:link w:val="31"/>
+    <w:qFormat/>
     <w:uiPriority w:val="10"/>
     <w:rPr>
       <w:rFonts w:asciiTheme="majorHAnsi" w:hAnsiTheme="majorHAnsi" w:eastAsiaTheme="majorEastAsia" w:cstheme="majorBidi"/>
@@ -17704,6 +17827,7 @@
     <w:name w:val="Subtitle Char"/>
     <w:basedOn w:val="132"/>
     <w:link w:val="26"/>
+    <w:qFormat/>
     <w:uiPriority w:val="11"/>
     <w:rPr>
       <w:rFonts w:asciiTheme="majorHAnsi" w:hAnsiTheme="majorHAnsi" w:eastAsiaTheme="majorEastAsia" w:cstheme="majorBidi"/>
@@ -17734,18 +17858,21 @@
     <w:name w:val="Body Text Char"/>
     <w:basedOn w:val="132"/>
     <w:link w:val="19"/>
+    <w:qFormat/>
     <w:uiPriority w:val="99"/>
   </w:style>
   <w:style w:type="character" w:customStyle="1" w:styleId="145">
     <w:name w:val="Body Text 2 Char"/>
     <w:basedOn w:val="132"/>
     <w:link w:val="28"/>
+    <w:qFormat/>
     <w:uiPriority w:val="99"/>
   </w:style>
   <w:style w:type="character" w:customStyle="1" w:styleId="146">
     <w:name w:val="Body Text 3 Char"/>
     <w:basedOn w:val="132"/>
     <w:link w:val="17"/>
+    <w:qFormat/>
     <w:uiPriority w:val="99"/>
     <w:rPr>
       <w:sz w:val="16"/>
@@ -17756,6 +17883,7 @@
     <w:name w:val="Macro Text Char"/>
     <w:basedOn w:val="132"/>
     <w:link w:val="2"/>
+    <w:qFormat/>
     <w:uiPriority w:val="99"/>
     <w:rPr>
       <w:rFonts w:ascii="Courier" w:hAnsi="Courier"/>
